--- a/docs/manuscript/给师兄的修改说明_W3.8_20261014.docx
+++ b/docs/manuscript/给师兄的修改说明_W3.8_20261014.docx
@@ -145,7 +145,7 @@
           <w:b w:val="0"/>
           <w:sz w:val="22"/>
         </w:rPr>
-        <w:t>师兄提到的 CycSim 这条也没有直接按原意见加引用。现在稿件里的 [14] 是 SAMtools，CycSim 本身是代谢模型工具，不是长读长测序模拟器。我们改成了和真正相关的 context-aware simulation [9] 以及 simulator benchmark [11] 比较。</w:t>
+        <w:t>CycSim 是上下文感知长读长模拟器，与本文直接相关。新稿已在 Background、Discussion 和 Table 10 中明确写出：CycSim 学习序列上下文依赖的错误谱，主要服务于 mapping 参数优化；GCerrHMM 条件化的是 GC-bin 的 error-state transition，并用GC 分层曲线和预注册规则评价。由于本文的跨工具面板已经在统一 coverage、profile 和 truth-injection 协议下冻结，我们没有把 CycSim 事后加入旧面板做非等价头对头，而是保留设计层比较，并把匹配实验列为后续工作。</w:t>
       </w:r>
     </w:p>
     <w:p>
